--- a/plantillas_maestras/04_seguro_proteccion_tarjetas_y_dinero/negativa_cobertura/2_ddos_banco_y_aseguradora/varon/TPL_718_2025_SEGURO_PROTECCION_TARJETAS_Y_DINERO_NEGATIVA_COBERTURA_BANCO_VARON_R5.docx
+++ b/plantillas_maestras/04_seguro_proteccion_tarjetas_y_dinero/negativa_cobertura/2_ddos_banco_y_aseguradora/varon/TPL_718_2025_SEGURO_PROTECCION_TARJETAS_Y_DINERO_NEGATIVA_COBERTURA_BANCO_VARON_R5.docx
@@ -50,7 +50,7 @@
           <w:lang w:eastAsia="es-PE"/>
           <w14:ligatures w14:val="none"/>
         </w:rPr>
-        <w:t>EXPEDIENTE N°</w:t>
+        <w:t>EXPEDIENTE </w:t>
       </w:r>
       <w:r>
         <w:rPr>
@@ -127,7 +127,7 @@
           <w14:ligatures w14:val="none"/>
         </w:rPr>
         <w:tab/>
-        <w:t xml:space="preserve">:         </w:t>
+        <w:t xml:space="preserve">: </w:t>
       </w:r>
       <w:bookmarkStart w:id="0" w:name="_Hlk62505593"/>
       <w:r>
@@ -248,7 +248,7 @@
           <w14:ligatures w14:val="none"/>
         </w:rPr>
         <w:tab/>
-        <w:t xml:space="preserve">:         </w:t>
+        <w:t xml:space="preserve">: </w:t>
       </w:r>
       <w:r>
         <w:rPr>
@@ -451,7 +451,7 @@
           <w:lang w:eastAsia="es-PE"/>
           <w14:ligatures w14:val="none"/>
         </w:rPr>
-        <w:t xml:space="preserve">RESOLUCIÓN N°        </w:t>
+        <w:t xml:space="preserve">RESOLUCIÓN </w:t>
       </w:r>
       <w:r>
         <w:rPr>
@@ -754,7 +754,7 @@
           <w:lang w:eastAsia="es-PE"/>
           <w14:ligatures w14:val="none"/>
         </w:rPr>
-        <w:t xml:space="preserve"> Ley N°29571, Código de Protección y Defensa del Consumidor (en adelante, Código</w:t>
+        <w:t xml:space="preserve"> Ley 29571, Código de Protección y Defensa del Consumidor (en adelante, Código</w:t>
       </w:r>
       <w:r>
         <w:rPr>
@@ -821,7 +821,7 @@
         <w:rPr>
           <w:rFonts w:ascii="Arial Narrow" w:hAnsi="Arial Narrow" w:cs="Arial"/>
         </w:rPr>
-        <w:t xml:space="preserve">° </w:t>
+        <w:t xml:space="preserve"> </w:t>
       </w:r>
       <w:r>
         <w:rPr>
@@ -851,7 +851,7 @@
         <w:rPr>
           <w:rFonts w:ascii="Arial Narrow" w:hAnsi="Arial Narrow" w:cs="Arial"/>
         </w:rPr>
-        <w:t xml:space="preserve"> de la Comisión de Protección al Consumidor N° 1 (en </w:t>
+        <w:t xml:space="preserve"> de la Comisión de Protección al Consumidor 1 (en </w:t>
       </w:r>
       <w:r>
         <w:rPr>
@@ -1098,7 +1098,7 @@
           <w:sz w:val="20"/>
           <w:szCs w:val="20"/>
         </w:rPr>
-        <w:t>Presunta infracción a los artículos 18° y 19° de la Ley 29571, Código de Protección y Defensa del Consumidor, en tanto los proveedores denunciados se habrían negado injustificadamente a activar la cobertura del Seguro Tu Plata Segura – Certificado N° 6000059466 por el siniestro del 22 de marzo de 2023.</w:t>
+        <w:t>Presunta infracción a los artículos 18 y 19 de la Ley 29571, Código de Protección y Defensa del Consumidor, en tanto los proveedores denunciados se habrían negado injustificadamente a activar la cobertura del Seguro Tu Plata Segura – Certificado 6000059466 por el siniestro del 22 de marzo de 2023.</w:t>
       </w:r>
     </w:p>
     <w:p>
@@ -1147,7 +1147,7 @@
           <w:sz w:val="20"/>
           <w:szCs w:val="20"/>
         </w:rPr>
-        <w:t>Presunta infracción al artículo 1°, numeral 1, literal b) y al artículo 2° de la Ley 29571, Código de Protección y Defensa del Consumidor, en tanto los proveedores denunciados no habrían brindado información exacta respecto a las condiciones del seguro al denunciante, al informarle que la cobertura del seguro se extendía por cuatro (4) horas posteriores al retiro del dinero, pese que al momento de solicitar la activación de la cobertura se le informó que esta tenía una duración de dos (2) horas desde la interposición de la denuncia policial.</w:t>
+        <w:t>Presunta infracción al artículo 1, numeral 1, literal b) y al artículo 2 de la Ley 29571, Código de Protección y Defensa del Consumidor, en tanto los proveedores denunciados no habrían brindado información exacta respecto a las condiciones del seguro al denunciante, al informarle que la cobertura del seguro se extendía por cuatro (4) horas posteriores al retiro del dinero, pese que al momento de solicitar la activación de la cobertura se le informó que esta tenía una duración de dos (2) horas desde la interposición de la denuncia policial.</w:t>
       </w:r>
     </w:p>
     <w:p>
@@ -1196,7 +1196,7 @@
           <w:sz w:val="20"/>
           <w:szCs w:val="20"/>
         </w:rPr>
-        <w:t>Presunta infracción a los artículos 18° y 19° de la Ley 29571, Código de Protección y Defensa del Consumidor, en tanto los proveedores denunciados no habrían brindado al denunciante soporte operativo y canales efectivos para reportar el siniestro del 22 de marzo de 2023, por lo que el seguro no cumplía con las condiciones y eficacia que garantice su utilidad.</w:t>
+        <w:t>Presunta infracción a los artículos 18 y 19 de la Ley 29571, Código de Protección y Defensa del Consumidor, en tanto los proveedores denunciados no habrían brindado al denunciante soporte operativo y canales efectivos para reportar el siniestro del 22 de marzo de 2023, por lo que el seguro no cumplía con las condiciones y eficacia que garantice su utilidad.</w:t>
       </w:r>
     </w:p>
     <w:p>
@@ -1364,7 +1364,7 @@
           <w:sz w:val="20"/>
           <w:szCs w:val="20"/>
         </w:rPr>
-        <w:t xml:space="preserve">Presunta infracción a los artículos 18° y 19° de la Ley 29571, Código de Protección y Defensa del Consumidor, en tanto </w:t>
+        <w:t xml:space="preserve">Presunta infracción a los artículos 18 y 19 de la Ley 29571, Código de Protección y Defensa del Consumidor, en tanto </w:t>
       </w:r>
       <w:proofErr w:type="spellStart"/>
       <w:r>
@@ -1400,7 +1400,7 @@
           <w:szCs w:val="20"/>
         </w:rPr>
         <w:lastRenderedPageBreak/>
-        <w:t>recepción de la solicitud de cobertura del Seguro Tu Plata Segura – Certificado N° 6000059466 presentado por el denunciante por el siniestro del 22 de marzo de 2023.</w:t>
+        <w:t>recepción de la solicitud de cobertura del Seguro Tu Plata Segura – Certificado 6000059466 presentado por el denunciante por el siniestro del 22 de marzo de 2023.</w:t>
       </w:r>
     </w:p>
     <w:p>
@@ -1449,7 +1449,7 @@
           <w:sz w:val="20"/>
           <w:szCs w:val="20"/>
         </w:rPr>
-        <w:t xml:space="preserve">Presunta infracción a los artículos 18° y 19° de la Ley 29571, Código de Protección y Defensa del Consumidor, en </w:t>
+        <w:t xml:space="preserve">Presunta infracción a los artículos 18 y 19 de la Ley 29571, Código de Protección y Defensa del Consumidor, en </w:t>
       </w:r>
       <w:r>
         <w:rPr>
@@ -1624,7 +1624,7 @@
           <w:lang w:eastAsia="es-PE"/>
           <w14:ligatures w14:val="none"/>
         </w:rPr>
-        <w:t>De acuerdo con el artículo 105° del Código, la Comisión es el único órgano administrativo competente para conocer de las presuntas infracciones contenidas en dicho cuerpo legal</w:t>
+        <w:t>De acuerdo con el artículo 105 del Código, la Comisión es el único órgano administrativo competente para conocer de las presuntas infracciones contenidas en dicho cuerpo legal</w:t>
       </w:r>
       <w:r>
         <w:rPr>
@@ -1684,7 +1684,7 @@
           <w:lang w:eastAsia="es-PE"/>
           <w14:ligatures w14:val="none"/>
         </w:rPr>
-        <w:t>El artículo 27° de la Ley de Organización y Funciones del Indecopi, aprobada por Decreto Legislativo N° 1033, establece que la Comisión vela por el cumplimiento de las leyes que, en general, protegen a los consumidores de la falta de idoneidad de los bienes y servicios en función de la información brindada, de las omisiones de información y de la discriminación en el consumo, así como de aquellas que complementen o sustituyan a las anteriores</w:t>
+        <w:t>El artículo 27 de la Ley de Organización y Funciones del Indecopi, aprobada por Decreto Legislativo 1033, establece que la Comisión vela por el cumplimiento de las leyes que, en general, protegen a los consumidores de la falta de idoneidad de los bienes y servicios en función de la información brindada, de las omisiones de información y de la discriminación en el consumo, así como de aquellas que complementen o sustituyan a las anteriores</w:t>
       </w:r>
       <w:r>
         <w:rPr>
@@ -1743,7 +1743,7 @@
           <w:lang w:eastAsia="es-PE"/>
           <w14:ligatures w14:val="none"/>
         </w:rPr>
-        <w:t xml:space="preserve">El literal c) del artículo 24° del Decreto Legislativo </w:t>
+        <w:t xml:space="preserve">El literal c) del artículo 24 del Decreto Legislativo </w:t>
       </w:r>
       <w:proofErr w:type="spellStart"/>
       <w:r>
@@ -1753,7 +1753,7 @@
           <w:lang w:eastAsia="es-PE"/>
           <w14:ligatures w14:val="none"/>
         </w:rPr>
-        <w:t>Nº</w:t>
+        <w:t/>
       </w:r>
       <w:proofErr w:type="spellEnd"/>
       <w:r>
@@ -1763,7 +1763,7 @@
           <w:lang w:eastAsia="es-PE"/>
           <w14:ligatures w14:val="none"/>
         </w:rPr>
-        <w:t xml:space="preserve"> 807, Ley sobre Facultades, Normas y Organización del Indecopi (en adelante, Decreto Legislativo N° 807) dispone que el </w:t>
+        <w:t xml:space="preserve"> 807, Ley sobre Facultades, Normas y Organización del Indecopi (en adelante, Decreto Legislativo 807) dispone que el </w:t>
       </w:r>
       <w:proofErr w:type="gramStart"/>
       <w:r>
@@ -1860,7 +1860,7 @@
           <w:lang w:eastAsia="es-PE"/>
           <w14:ligatures w14:val="none"/>
         </w:rPr>
-        <w:t xml:space="preserve">Al respecto, el artículo 23° del Decreto Legislativo N° 807 establece que el procedimiento se inicia de parte mediante la presentación de una solicitud dirigida al </w:t>
+        <w:t xml:space="preserve">Al respecto, el artículo 23 del Decreto Legislativo 807 establece que el procedimiento se inicia de parte mediante la presentación de una solicitud dirigida al </w:t>
       </w:r>
       <w:proofErr w:type="gramStart"/>
       <w:r>
@@ -1967,7 +1967,7 @@
           <w:lang w:eastAsia="es-PE"/>
           <w14:ligatures w14:val="none"/>
         </w:rPr>
-        <w:t>° del Texto Único Ordenado de la Ley del Procedimiento Administrativo General (en adelante, TUO de la LPAG) establece como deber de la autoridad a cargo de la instrucción del procedimiento, el notificar a los administrados los hechos que se le imputan a título de cargo</w:t>
+        <w:t> del Texto Único Ordenado de la Ley del Procedimiento Administrativo General (en adelante, TUO de la LPAG) establece como deber de la autoridad a cargo de la instrucción del procedimiento, el notificar a los administrados los hechos que se le imputan a título de cargo</w:t>
       </w:r>
       <w:r>
         <w:rPr>
@@ -2366,7 +2366,7 @@
           <w:lang w:eastAsia="es-PE"/>
           <w14:ligatures w14:val="none"/>
         </w:rPr>
-        <w:t>en el artículo 150°</w:t>
+        <w:t>en el artículo 150</w:t>
       </w:r>
       <w:r>
         <w:rPr>
@@ -2411,7 +2411,7 @@
           <w:lang w:eastAsia="es-PE"/>
           <w14:ligatures w14:val="none"/>
         </w:rPr>
-        <w:t xml:space="preserve">  </w:t>
+        <w:t xml:space="preserve"> </w:t>
       </w:r>
     </w:p>
     <w:p>
@@ -2522,7 +2522,7 @@
           <w:lang w:eastAsia="es-PE"/>
           <w14:ligatures w14:val="none"/>
         </w:rPr>
-        <w:t xml:space="preserve">° </w:t>
+        <w:t xml:space="preserve"> </w:t>
       </w:r>
       <w:r>
         <w:rPr>
@@ -2695,7 +2695,7 @@
           <w:lang w:eastAsia="es-PE"/>
           <w14:ligatures w14:val="none"/>
         </w:rPr>
-        <w:t xml:space="preserve">° </w:t>
+        <w:t xml:space="preserve"> </w:t>
       </w:r>
       <w:r>
         <w:rPr>
@@ -3013,7 +3013,7 @@
           <w:lang w:eastAsia="es-PE"/>
           <w14:ligatures w14:val="none"/>
         </w:rPr>
-        <w:t>para que, de conformidad con lo dispuesto por el artículo 26 de la Ley sobre Facultades, Normas y Organización del Indecopi, aprobada por Decreto Legislativo N° 807, presente sus descargos en un plazo no mayor de cinco (5) días hábiles contado a partir del día siguiente la notificación de la presente resolución, vencido el cual, el Secretario Técnico declarará en rebeldía al denunciado que no lo hubiera presentado. Debe precisarse que de conformidad con lo establecido por el numeral 226.1 del artículo 226 del Texto Único Ordenado de la Ley del Procedimiento Administrativo General, las alegaciones y los hechos relevantes de la reclamación, salvo que hayan sido específicamente negadas en la contestación, se tendrán por aceptadas o meritadas como ciertas.</w:t>
+        <w:t>para que, de conformidad con lo dispuesto por el artículo 26 de la Ley sobre Facultades, Normas y Organización del Indecopi, aprobada por Decreto Legislativo 807, presente sus descargos en un plazo no mayor de cinco (5) días hábiles contado a partir del día siguiente la notificación de la presente resolución, vencido el cual, el Secretario Técnico declarará en rebeldía al denunciado que no lo hubiera presentado. Debe precisarse que de conformidad con lo establecido por el numeral 226.1 del artículo 226 del Texto Único Ordenado de la Ley del Procedimiento Administrativo General, las alegaciones y los hechos relevantes de la reclamación, salvo que hayan sido específicamente negadas en la contestación, se tendrán por aceptadas o meritadas como ciertas.</w:t>
       </w:r>
     </w:p>
     <w:p>
@@ -3069,7 +3069,7 @@
           <w:lang w:eastAsia="es-PE"/>
           <w14:ligatures w14:val="none"/>
         </w:rPr>
-        <w:t>°</w:t>
+        <w:t/>
       </w:r>
       <w:r>
         <w:rPr>
@@ -3189,7 +3189,7 @@
           <w:lang w:eastAsia="es-PE"/>
           <w14:ligatures w14:val="none"/>
         </w:rPr>
-        <w:t xml:space="preserve"> informar a las partes que conforme a lo establecido en el artículo 39 de la Ley sobre Facultades, Normas y Organización del Indecopi, aprobada por Decreto Legislativo N° 807, los gastos por los peritajes realizados, actuación de pruebas, inspecciones y otros derivados de la tramitación del proceso serán de cargo de la parte que solicita la prueba, salvo pacto en contrario. En todos los casos, la resolución final determinará si los gastos deben ser asumidos por alguna de las partes, o reembolsados a la otra parte o al Indecopi, según sea el caso, de manera adicional a la sanción que haya podido imponerse.</w:t>
+        <w:t xml:space="preserve"> informar a las partes que conforme a lo establecido en el artículo 39 de la Ley sobre Facultades, Normas y Organización del Indecopi, aprobada por Decreto Legislativo 807, los gastos por los peritajes realizados, actuación de pruebas, inspecciones y otros derivados de la tramitación del proceso serán de cargo de la parte que solicita la prueba, salvo pacto en contrario. En todos los casos, la resolución final determinará si los gastos deben ser asumidos por alguna de las partes, o reembolsados a la otra parte o al Indecopi, según sea el caso, de manera adicional a la sanción que haya podido imponerse.</w:t>
       </w:r>
     </w:p>
     <w:p>
@@ -3476,7 +3476,7 @@
           <w:lang w:eastAsia="es-PE"/>
           <w14:ligatures w14:val="none"/>
         </w:rPr>
-        <w:t>°</w:t>
+        <w:t/>
       </w:r>
       <w:r>
         <w:rPr>
@@ -3498,7 +3498,7 @@
           <w:color w:val="000000"/>
         </w:rPr>
         <w:lastRenderedPageBreak/>
-        <w:t>N° 006-2026-JUS, bajo apercibimiento de rehacer el acto de notificación y notificarle conforme al numeral 1 del artículo 20</w:t>
+        <w:t>006-2026-JUS, bajo apercibimiento de rehacer el acto de notificación y notificarle conforme al numeral 1 del artículo 20</w:t>
       </w:r>
       <w:r>
         <w:rPr>
@@ -3508,7 +3508,7 @@
           <w:lang w:eastAsia="es-PE"/>
           <w14:ligatures w14:val="none"/>
         </w:rPr>
-        <w:t>°</w:t>
+        <w:t/>
       </w:r>
       <w:r>
         <w:rPr>
@@ -3833,7 +3833,7 @@
           <w:sz w:val="15"/>
           <w:szCs w:val="15"/>
         </w:rPr>
-        <w:t>LEY N° 29571, CÓDIGO DE PROTECCIÓN Y DEFENSA DEL CONSUMIDOR</w:t>
+        <w:t>LEY 29571, CÓDIGO DE PROTECCIÓN Y DEFENSA DEL CONSUMIDOR</w:t>
       </w:r>
       <w:r>
         <w:rPr>
@@ -3843,7 +3843,7 @@
           <w:sz w:val="15"/>
           <w:szCs w:val="15"/>
         </w:rPr>
-        <w:t>, publicada el 2 de setiembre de 2010 y modificada por Decreto Legislativo N° 1308.</w:t>
+        <w:t>, publicada el 2 de setiembre de 2010 y modificada por Decreto Legislativo 1308.</w:t>
       </w:r>
     </w:p>
     <w:p>
@@ -3865,7 +3865,7 @@
           <w:szCs w:val="15"/>
         </w:rPr>
         <w:tab/>
-        <w:t>Artículo 105º.- El Instituto Nacional de Defensa de la Competencia y de la Protección de la propiedad Intelectual (Indecopi) es la autoridad con competencia primaria y de alcance nacional para conocer las presuntas infracciones a las disposiciones contenidas en el presente Código, así como para imponer las sanciones y medidas correctivas establecidas en el presente capítulo, conforme al Decreto Legislativo núm. 1033, Ley de Organización y Funciones del Indecopi. Dicha competencia solo puede ser negada cuando ella haya sido asignada o se asigne a favor de otro organismo por norma expresa con rango de ley.</w:t>
+        <w:t>Artículo 105.- El Instituto Nacional de Defensa de la Competencia y de la Protección de la propiedad Intelectual (Indecopi) es la autoridad con competencia primaria y de alcance nacional para conocer las presuntas infracciones a las disposiciones contenidas en el presente Código, así como para imponer las sanciones y medidas correctivas establecidas en el presente capítulo, conforme al Decreto Legislativo núm. 1033, Ley de Organización y Funciones del Indecopi. Dicha competencia solo puede ser negada cuando ella haya sido asignada o se asigne a favor de otro organismo por norma expresa con rango de ley.</w:t>
       </w:r>
     </w:p>
     <w:p>
@@ -3968,7 +3968,7 @@
           <w:sz w:val="15"/>
           <w:szCs w:val="15"/>
         </w:rPr>
-        <w:t>°.-</w:t>
+        <w:t>.-</w:t>
       </w:r>
       <w:proofErr w:type="gramEnd"/>
       <w:r>
@@ -4049,7 +4049,7 @@
           <w:sz w:val="15"/>
           <w:szCs w:val="15"/>
         </w:rPr>
-        <w:t>Nº</w:t>
+        <w:t/>
       </w:r>
       <w:proofErr w:type="spellEnd"/>
       <w:r>
@@ -4096,7 +4096,7 @@
           <w:sz w:val="15"/>
           <w:szCs w:val="15"/>
         </w:rPr>
-        <w:t>°.-</w:t>
+        <w:t>.-</w:t>
       </w:r>
       <w:proofErr w:type="gramEnd"/>
       <w:r>
@@ -4158,7 +4158,7 @@
           <w:sz w:val="15"/>
           <w:szCs w:val="15"/>
         </w:rPr>
-        <w:t>Nº</w:t>
+        <w:t/>
       </w:r>
       <w:proofErr w:type="spellEnd"/>
       <w:r>
@@ -4267,7 +4267,7 @@
           <w:sz w:val="15"/>
           <w:szCs w:val="15"/>
         </w:rPr>
-        <w:t>°.-</w:t>
+        <w:t>.-</w:t>
       </w:r>
       <w:proofErr w:type="gramEnd"/>
       <w:r>
@@ -4376,7 +4376,7 @@
           <w:sz w:val="15"/>
           <w:szCs w:val="15"/>
         </w:rPr>
-        <w:t>°.-</w:t>
+        <w:t>.-</w:t>
       </w:r>
       <w:proofErr w:type="gramEnd"/>
       <w:r>
@@ -4508,7 +4508,7 @@
           <w:sz w:val="15"/>
           <w:szCs w:val="15"/>
         </w:rPr>
-        <w:t>Nº</w:t>
+        <w:t/>
       </w:r>
       <w:proofErr w:type="spellEnd"/>
       <w:r>
@@ -4530,7 +4530,7 @@
           <w:sz w:val="15"/>
           <w:szCs w:val="15"/>
         </w:rPr>
-        <w:t>Nº</w:t>
+        <w:t/>
       </w:r>
       <w:proofErr w:type="spellEnd"/>
       <w:r>
@@ -4691,7 +4691,7 @@
           <w:sz w:val="15"/>
           <w:szCs w:val="15"/>
         </w:rPr>
-        <w:t>TEXTO ÚNICO ORDENADO DE LA LEY N° 27444, LEY DE PROCEDIMIENTO ADMINISTRATIVO GENERAL, aprobado por Decreto Supremo 006-2026-JUS, publicado el 30 de abril de 2026.</w:t>
+        <w:t>TEXTO ÚNICO ORDENADO DE LA LEY 27444, LEY DE PROCEDIMIENTO ADMINISTRATIVO GENERAL, aprobado por Decreto Supremo 006-2026-JUS, publicado el 30 de abril de 2026.</w:t>
       </w:r>
     </w:p>
     <w:p>
@@ -4845,7 +4845,7 @@
           <w:sz w:val="15"/>
           <w:szCs w:val="15"/>
         </w:rPr>
-        <w:t xml:space="preserve">LEY N° 29571, CÓDIGO DE PROTECCIÓN Y DEFENSA DEL CONSUMIDOR, publicado el 2 de setiembre de 2010 y modificado por Decreto Legislativo N° 1308   </w:t>
+        <w:t xml:space="preserve">LEY 29571, CÓDIGO DE PROTECCIÓN Y DEFENSA DEL CONSUMIDOR, publicado el 2 de setiembre de 2010 y modificado por Decreto Legislativo 1308 </w:t>
       </w:r>
     </w:p>
     <w:p>
@@ -5142,7 +5142,7 @@
           <w:sz w:val="15"/>
           <w:szCs w:val="15"/>
         </w:rPr>
-        <w:t xml:space="preserve"> publicado el 2 de setiembre de 2010 y modificado por Decreto Legislativo N° 1308, publicado el 30 de diciembre de 2016</w:t>
+        <w:t xml:space="preserve"> publicado el 2 de setiembre de 2010 y modificado por Decreto Legislativo 1308, publicado el 30 de diciembre de 2016</w:t>
       </w:r>
     </w:p>
     <w:p>
@@ -5187,7 +5187,7 @@
           <w:sz w:val="15"/>
           <w:szCs w:val="15"/>
         </w:rPr>
-        <w:t>El órgano resolutivo puede sancionar las infracciones administrativas a que se refiere el artículo 108º con amonestación y multas de hasta cuatrocientos cincuenta (450) Unidades Impositivas Tributarias (UIT), las cuales son calificadas de la siguiente manera:</w:t>
+        <w:t>El órgano resolutivo puede sancionar las infracciones administrativas a que se refiere el artículo 108 con amonestación y multas de hasta cuatrocientos cincuenta (450) Unidades Impositivas Tributarias (UIT), las cuales son calificadas de la siguiente manera:</w:t>
       </w:r>
     </w:p>
     <w:p>
@@ -5328,7 +5328,7 @@
           <w:sz w:val="15"/>
           <w:szCs w:val="15"/>
         </w:rPr>
-        <w:t xml:space="preserve"> el proveedor incumpla un acuerdo conciliatorio o cualquier otro acuerdo que de forma indubitable deje constancia de la manifestación de voluntad expresa de las partes de dar por culminada la controversia, o un laudo arbitral, el órgano resolutivo puede sancionar con una multa entre una (1) Unidad Impositiva Tributaria y doscientos (200) Unidades Impositivas Tributarias. Para la graduación se observan los criterios establecidos en el presente Código y supletoriamente, los criterios que establece la Ley N° 27444, Ley del Procedimiento Administrativo General o la norma que la sustituya o complemente.</w:t>
+        <w:t xml:space="preserve"> el proveedor incumpla un acuerdo conciliatorio o cualquier otro acuerdo que de forma indubitable deje constancia de la manifestación de voluntad expresa de las partes de dar por culminada la controversia, o un laudo arbitral, el órgano resolutivo puede sancionar con una multa entre una (1) Unidad Impositiva Tributaria y doscientos (200) Unidades Impositivas Tributarias. Para la graduación se observan los criterios establecidos en el presente Código y supletoriamente, los criterios que establece la Ley 27444, Ley del Procedimiento Administrativo General o la norma que la sustituya o complemente.</w:t>
       </w:r>
     </w:p>
     <w:p>
@@ -5420,7 +5420,7 @@
           <w:sz w:val="15"/>
           <w:szCs w:val="15"/>
         </w:rPr>
-        <w:t xml:space="preserve"> publicado el 2 de setiembre de 2010 y modificado por Decreto Legislativo N° 1308, publicado el 30 de diciembre de 2016</w:t>
+        <w:t xml:space="preserve"> publicado el 2 de setiembre de 2010 y modificado por Decreto Legislativo 1308, publicado el 30 de diciembre de 2016</w:t>
       </w:r>
     </w:p>
     <w:p>
@@ -6009,7 +6009,7 @@
           <w:sz w:val="15"/>
           <w:szCs w:val="15"/>
         </w:rPr>
-        <w:t xml:space="preserve"> publicado el 2 de setiembre de 2010 y modificado por Decreto Legislativo N° 1308, publicado el 30 de diciembre de 2016</w:t>
+        <w:t xml:space="preserve"> publicado el 2 de setiembre de 2010 y modificado por Decreto Legislativo 1308, publicado el 30 de diciembre de 2016</w:t>
       </w:r>
     </w:p>
     <w:p>
@@ -6502,7 +6502,7 @@
               <w:sz w:val="16"/>
               <w:szCs w:val="16"/>
             </w:rPr>
-            <w:t xml:space="preserve">CNICA DE LA    </w:t>
+            <w:t xml:space="preserve">CNICA DE LA </w:t>
           </w:r>
         </w:p>
         <w:p>

--- a/plantillas_maestras/04_seguro_proteccion_tarjetas_y_dinero/negativa_cobertura/2_ddos_banco_y_aseguradora/varon/TPL_718_2025_SEGURO_PROTECCION_TARJETAS_Y_DINERO_NEGATIVA_COBERTURA_BANCO_VARON_R5.docx
+++ b/plantillas_maestras/04_seguro_proteccion_tarjetas_y_dinero/negativa_cobertura/2_ddos_banco_y_aseguradora/varon/TPL_718_2025_SEGURO_PROTECCION_TARJETAS_Y_DINERO_NEGATIVA_COBERTURA_BANCO_VARON_R5.docx
@@ -115,7 +115,7 @@
           <w:lang w:eastAsia="es-PE"/>
           <w14:ligatures w14:val="none"/>
         </w:rPr>
-        <w:t>DENUNCIANTE</w:t>
+        <w:t xml:space="preserve">DENUNCIANTE: [DENUNCIANTE] (SEÑOR [APELLIDO])</w:t>
       </w:r>
       <w:r>
         <w:rPr>
@@ -127,7 +127,7 @@
           <w14:ligatures w14:val="none"/>
         </w:rPr>
         <w:tab/>
-        <w:t xml:space="preserve">: </w:t>
+        <w:t xml:space="preserve"/>
       </w:r>
       <w:bookmarkStart w:id="0" w:name="_Hlk62505593"/>
       <w:r>
@@ -150,7 +150,7 @@
           <w:lang w:val="es-ES" w:eastAsia="es-PE"/>
           <w14:ligatures w14:val="none"/>
         </w:rPr>
-        <w:t xml:space="preserve">OMAR ANTONIO ALAYO MARTINEZ </w:t>
+        <w:t xml:space="preserve"/>
       </w:r>
       <w:r>
         <w:rPr>
@@ -161,7 +161,7 @@
           <w:lang w:val="es-ES" w:eastAsia="es-PE"/>
           <w14:ligatures w14:val="none"/>
         </w:rPr>
-        <w:t>(</w:t>
+        <w:t/>
       </w:r>
       <w:r>
         <w:rPr>
@@ -172,7 +172,7 @@
           <w:lang w:val="es-ES" w:eastAsia="es-PE"/>
           <w14:ligatures w14:val="none"/>
         </w:rPr>
-        <w:t>SEÑOR</w:t>
+        <w:t/>
       </w:r>
       <w:r>
         <w:rPr>
@@ -183,7 +183,7 @@
           <w:lang w:val="es-ES" w:eastAsia="es-PE"/>
           <w14:ligatures w14:val="none"/>
         </w:rPr>
-        <w:t xml:space="preserve"> </w:t>
+        <w:t xml:space="preserve"/>
       </w:r>
       <w:r>
         <w:rPr>
@@ -194,7 +194,7 @@
           <w:lang w:val="es-ES" w:eastAsia="es-PE"/>
           <w14:ligatures w14:val="none"/>
         </w:rPr>
-        <w:t>ALAYO</w:t>
+        <w:t/>
       </w:r>
       <w:r>
         <w:rPr>
@@ -205,7 +205,7 @@
           <w:lang w:val="es-ES" w:eastAsia="es-PE"/>
           <w14:ligatures w14:val="none"/>
         </w:rPr>
-        <w:t>)</w:t>
+        <w:t/>
       </w:r>
     </w:p>
     <w:bookmarkEnd w:id="0"/>
@@ -655,7 +655,7 @@
           <w:lang w:eastAsia="es-PE"/>
           <w14:ligatures w14:val="none"/>
         </w:rPr>
-        <w:t xml:space="preserve">Mediante el </w:t>
+        <w:t xml:space="preserve">Mediante el escrito del 21 de marzo de 2025, el señor [APELLIDO] denunció al Banco y a Pacífico por presuntas infracciones a la Ley 29571, Código de Protección y Defensa del Consumidor (en adelante, Código). </w:t>
       </w:r>
       <w:r>
         <w:rPr>
@@ -664,7 +664,7 @@
           <w:lang w:eastAsia="es-PE"/>
           <w14:ligatures w14:val="none"/>
         </w:rPr>
-        <w:t xml:space="preserve">escrito del </w:t>
+        <w:t xml:space="preserve"/>
       </w:r>
       <w:r>
         <w:rPr>
@@ -673,7 +673,7 @@
           <w:lang w:eastAsia="es-PE"/>
           <w14:ligatures w14:val="none"/>
         </w:rPr>
-        <w:t>21 de marzo de 2025</w:t>
+        <w:t/>
       </w:r>
       <w:r>
         <w:rPr>
@@ -682,7 +682,7 @@
           <w:lang w:eastAsia="es-PE"/>
           <w14:ligatures w14:val="none"/>
         </w:rPr>
-        <w:t xml:space="preserve">, </w:t>
+        <w:t xml:space="preserve"/>
       </w:r>
       <w:r>
         <w:rPr>
@@ -691,7 +691,7 @@
           <w:lang w:eastAsia="es-PE"/>
           <w14:ligatures w14:val="none"/>
         </w:rPr>
-        <w:t>el</w:t>
+        <w:t/>
       </w:r>
       <w:r>
         <w:rPr>
@@ -700,7 +700,7 @@
           <w:lang w:eastAsia="es-PE"/>
           <w14:ligatures w14:val="none"/>
         </w:rPr>
-        <w:t xml:space="preserve"> </w:t>
+        <w:t xml:space="preserve"/>
       </w:r>
       <w:r>
         <w:rPr>
@@ -709,7 +709,7 @@
           <w:lang w:eastAsia="es-PE"/>
           <w14:ligatures w14:val="none"/>
         </w:rPr>
-        <w:t xml:space="preserve">señor Alayo </w:t>
+        <w:t xml:space="preserve"/>
       </w:r>
       <w:r>
         <w:rPr>
@@ -718,7 +718,7 @@
           <w:lang w:eastAsia="es-PE"/>
           <w14:ligatures w14:val="none"/>
         </w:rPr>
-        <w:t>denunció a</w:t>
+        <w:t/>
       </w:r>
       <w:r>
         <w:rPr>
@@ -727,7 +727,7 @@
           <w:lang w:eastAsia="es-PE"/>
           <w14:ligatures w14:val="none"/>
         </w:rPr>
-        <w:t xml:space="preserve">l Banco y a </w:t>
+        <w:t xml:space="preserve"/>
       </w:r>
       <w:r>
         <w:rPr>
@@ -736,7 +736,7 @@
           <w:lang w:eastAsia="es-PE"/>
           <w14:ligatures w14:val="none"/>
         </w:rPr>
-        <w:t xml:space="preserve">Pacífico </w:t>
+        <w:t xml:space="preserve"/>
       </w:r>
       <w:r>
         <w:rPr>
@@ -745,7 +745,7 @@
           <w:lang w:eastAsia="es-PE"/>
           <w14:ligatures w14:val="none"/>
         </w:rPr>
-        <w:t>por presuntas infracciones a la</w:t>
+        <w:t/>
       </w:r>
       <w:r>
         <w:rPr>
@@ -754,7 +754,7 @@
           <w:lang w:eastAsia="es-PE"/>
           <w14:ligatures w14:val="none"/>
         </w:rPr>
-        <w:t xml:space="preserve"> Ley 29571, Código de Protección y Defensa del Consumidor (en adelante, Código</w:t>
+        <w:t xml:space="preserve"/>
       </w:r>
       <w:r>
         <w:rPr>
@@ -763,7 +763,7 @@
           <w:lang w:eastAsia="es-PE"/>
           <w14:ligatures w14:val="none"/>
         </w:rPr>
-        <w:t>).</w:t>
+        <w:t/>
       </w:r>
       <w:r>
         <w:rPr>
@@ -772,7 +772,7 @@
           <w:lang w:eastAsia="es-PE"/>
           <w14:ligatures w14:val="none"/>
         </w:rPr>
-        <w:t xml:space="preserve"> </w:t>
+        <w:t xml:space="preserve"/>
       </w:r>
     </w:p>
     <w:p>
@@ -809,67 +809,67 @@
         <w:rPr>
           <w:rFonts w:ascii="Arial Narrow" w:hAnsi="Arial Narrow" w:cs="Arial"/>
         </w:rPr>
-        <w:t xml:space="preserve">Por </w:t>
+        <w:t xml:space="preserve">Por Resolución N 1 del 30 de mayo de 2025, la Secretaría Técnica de la Comisión de Protección al Consumidor 1 (en adelante, Secretaría Técnica) admitió a trámite la denuncia presentada por el señor [APELLIDO] contra el Banco y a Pacífico, formulando la imputación de cargos siguiente:</w:t>
       </w:r>
       <w:r>
         <w:rPr>
           <w:rFonts w:ascii="Arial Narrow" w:hAnsi="Arial Narrow" w:cs="Arial"/>
         </w:rPr>
-        <w:t>Resolución N</w:t>
+        <w:t/>
       </w:r>
       <w:r>
         <w:rPr>
           <w:rFonts w:ascii="Arial Narrow" w:hAnsi="Arial Narrow" w:cs="Arial"/>
         </w:rPr>
-        <w:t xml:space="preserve"> </w:t>
+        <w:t xml:space="preserve"/>
       </w:r>
       <w:r>
         <w:rPr>
           <w:rFonts w:ascii="Arial Narrow" w:hAnsi="Arial Narrow" w:cs="Arial"/>
         </w:rPr>
-        <w:t>1</w:t>
+        <w:t/>
       </w:r>
       <w:r>
         <w:rPr>
           <w:rFonts w:ascii="Arial Narrow" w:hAnsi="Arial Narrow" w:cs="Arial"/>
         </w:rPr>
-        <w:t xml:space="preserve"> del </w:t>
+        <w:t xml:space="preserve"/>
       </w:r>
       <w:r>
         <w:rPr>
           <w:rFonts w:ascii="Arial Narrow" w:hAnsi="Arial Narrow" w:cs="Arial"/>
         </w:rPr>
-        <w:t>30 de mayo de 2025</w:t>
+        <w:t/>
       </w:r>
       <w:r>
         <w:rPr>
           <w:rFonts w:ascii="Arial Narrow" w:hAnsi="Arial Narrow" w:cs="Arial"/>
         </w:rPr>
-        <w:t>, la Secretaría Técnica</w:t>
+        <w:t/>
       </w:r>
       <w:r>
         <w:rPr>
           <w:rFonts w:ascii="Arial Narrow" w:hAnsi="Arial Narrow" w:cs="Arial"/>
         </w:rPr>
-        <w:t xml:space="preserve"> de la Comisión de Protección al Consumidor 1 (en </w:t>
+        <w:t xml:space="preserve"/>
       </w:r>
       <w:r>
         <w:rPr>
           <w:rFonts w:ascii="Arial Narrow" w:hAnsi="Arial Narrow" w:cs="Arial"/>
         </w:rPr>
-        <w:t>adelante, Secretaría Técnica)</w:t>
+        <w:t/>
       </w:r>
       <w:r>
         <w:rPr>
           <w:rFonts w:ascii="Arial Narrow" w:hAnsi="Arial Narrow" w:cs="Arial"/>
         </w:rPr>
-        <w:t xml:space="preserve"> admitió a trámite la denuncia </w:t>
+        <w:t xml:space="preserve"/>
       </w:r>
       <w:r>
         <w:rPr>
           <w:rFonts w:ascii="Arial Narrow" w:hAnsi="Arial Narrow" w:cs="Arial"/>
         </w:rPr>
-        <w:t xml:space="preserve">presentada por </w:t>
+        <w:t xml:space="preserve"/>
       </w:r>
       <w:r>
         <w:rPr>
@@ -878,13 +878,13 @@
           <w:lang w:eastAsia="es-PE"/>
           <w14:ligatures w14:val="none"/>
         </w:rPr>
-        <w:t xml:space="preserve">el señor Alayo </w:t>
+        <w:t xml:space="preserve"/>
       </w:r>
       <w:r>
         <w:rPr>
           <w:rFonts w:ascii="Arial Narrow" w:hAnsi="Arial Narrow" w:cs="Arial"/>
         </w:rPr>
-        <w:t xml:space="preserve">contra </w:t>
+        <w:t xml:space="preserve"/>
       </w:r>
       <w:r>
         <w:rPr>
@@ -893,25 +893,25 @@
           <w:lang w:eastAsia="es-PE"/>
           <w14:ligatures w14:val="none"/>
         </w:rPr>
-        <w:t>el Banco y a Pacífico</w:t>
+        <w:t/>
       </w:r>
       <w:r>
         <w:rPr>
           <w:rFonts w:ascii="Arial Narrow" w:hAnsi="Arial Narrow" w:cs="Arial"/>
         </w:rPr>
-        <w:t xml:space="preserve">, </w:t>
+        <w:t xml:space="preserve"/>
       </w:r>
       <w:r>
         <w:rPr>
           <w:rFonts w:ascii="Arial Narrow" w:hAnsi="Arial Narrow" w:cs="Arial"/>
         </w:rPr>
-        <w:t>formulando la imputación de cargos siguiente</w:t>
+        <w:t/>
       </w:r>
       <w:r>
         <w:rPr>
           <w:rFonts w:ascii="Arial Narrow" w:hAnsi="Arial Narrow" w:cs="Arial"/>
         </w:rPr>
-        <w:t>:</w:t>
+        <w:t/>
       </w:r>
     </w:p>
     <w:p>
@@ -979,7 +979,7 @@
           <w:sz w:val="20"/>
           <w:szCs w:val="20"/>
         </w:rPr>
-        <w:t xml:space="preserve">PRIMERO: </w:t>
+        <w:t xml:space="preserve">PRIMERO: admitir a trámite la denuncia del 21 de marzo de 2025 interpuesta por el señor [DENUNCIANTE] contra Mibanco - Banco de la Microempresa S.A. y Pacífico Compañía de Seguros y Reaseguros S.A., por lo siguiente:</w:t>
       </w:r>
       <w:r>
         <w:rPr>
@@ -990,7 +990,7 @@
           <w:sz w:val="20"/>
           <w:szCs w:val="20"/>
         </w:rPr>
-        <w:t xml:space="preserve">admitir a trámite la denuncia del 21 de marzo de 2025 interpuesta por el señor Omar Antonio Alayo </w:t>
+        <w:t xml:space="preserve"/>
       </w:r>
       <w:proofErr w:type="spellStart"/>
       <w:r>
@@ -1002,7 +1002,7 @@
           <w:sz w:val="20"/>
           <w:szCs w:val="20"/>
         </w:rPr>
-        <w:t>Martinez</w:t>
+        <w:t/>
       </w:r>
       <w:proofErr w:type="spellEnd"/>
       <w:r>
@@ -1014,7 +1014,7 @@
           <w:sz w:val="20"/>
           <w:szCs w:val="20"/>
         </w:rPr>
-        <w:t xml:space="preserve"> contra </w:t>
+        <w:t xml:space="preserve"/>
       </w:r>
       <w:proofErr w:type="spellStart"/>
       <w:r>
@@ -1026,7 +1026,7 @@
           <w:sz w:val="20"/>
           <w:szCs w:val="20"/>
         </w:rPr>
-        <w:t>Mibanco</w:t>
+        <w:t/>
       </w:r>
       <w:proofErr w:type="spellEnd"/>
       <w:r>
@@ -1038,7 +1038,7 @@
           <w:sz w:val="20"/>
           <w:szCs w:val="20"/>
         </w:rPr>
-        <w:t xml:space="preserve"> - Banco de la Microempresa S.A. y Pacífico Compañía de Seguros y Reaseguros S.A., por lo siguiente</w:t>
+        <w:t xml:space="preserve"/>
       </w:r>
       <w:r>
         <w:rPr>
@@ -1049,7 +1049,7 @@
           <w:sz w:val="20"/>
           <w:szCs w:val="20"/>
         </w:rPr>
-        <w:t>:</w:t>
+        <w:t/>
       </w:r>
     </w:p>
     <w:p>
@@ -2094,7 +2094,7 @@
           <w:lang w:eastAsia="es-PE"/>
           <w14:ligatures w14:val="none"/>
         </w:rPr>
-        <w:t xml:space="preserve">De la lectura </w:t>
+        <w:t xml:space="preserve">De la lectura del escrito de denuncia del 21 de marzo de 2025, considera que el señor [APELLIDO] cuestionó que el Banco habría condicionado indebidamente al denunciante al momento de presentar un reclamo al requerirle los cuatro (4) últimos dígitos de su tarjeta, el número de cuenta bancaria y consignar como único canal para la notificación de la respuesta el correo electrónico, impidiendo la posibilidad de elegir un domicilio físico.. Por consiguiente, corresponde calificar el hecho materia de denuncia como una presunta infracción a las condiciones y especificaciones del libro de reclamaciones, tipificado en el artículo 150 del Código. </w:t>
       </w:r>
       <w:r>
         <w:rPr>
@@ -2103,7 +2103,7 @@
           <w:lang w:eastAsia="es-PE"/>
           <w14:ligatures w14:val="none"/>
         </w:rPr>
-        <w:t xml:space="preserve">del escrito de denuncia del </w:t>
+        <w:t xml:space="preserve"/>
       </w:r>
       <w:r>
         <w:rPr>
@@ -2112,7 +2112,7 @@
           <w:lang w:eastAsia="es-PE"/>
           <w14:ligatures w14:val="none"/>
         </w:rPr>
-        <w:t>21 de marzo de 2025</w:t>
+        <w:t/>
       </w:r>
       <w:r>
         <w:rPr>
@@ -2121,7 +2121,7 @@
           <w:lang w:eastAsia="es-PE"/>
           <w14:ligatures w14:val="none"/>
         </w:rPr>
-        <w:t xml:space="preserve">, </w:t>
+        <w:t xml:space="preserve"/>
       </w:r>
       <w:r>
         <w:rPr>
@@ -2130,7 +2130,7 @@
           <w:lang w:eastAsia="es-PE"/>
           <w14:ligatures w14:val="none"/>
         </w:rPr>
-        <w:t xml:space="preserve">considera que </w:t>
+        <w:t xml:space="preserve"/>
       </w:r>
       <w:r>
         <w:rPr>
@@ -2139,7 +2139,7 @@
           <w:lang w:eastAsia="es-PE"/>
           <w14:ligatures w14:val="none"/>
         </w:rPr>
-        <w:t>el señor Alayo</w:t>
+        <w:t/>
       </w:r>
       <w:r>
         <w:rPr>
@@ -2148,7 +2148,7 @@
           <w:lang w:eastAsia="es-PE"/>
           <w14:ligatures w14:val="none"/>
         </w:rPr>
-        <w:t xml:space="preserve"> </w:t>
+        <w:t xml:space="preserve"/>
       </w:r>
       <w:r>
         <w:rPr>
@@ -2157,7 +2157,7 @@
           <w:lang w:eastAsia="es-PE"/>
           <w14:ligatures w14:val="none"/>
         </w:rPr>
-        <w:t xml:space="preserve">cuestionó que </w:t>
+        <w:t xml:space="preserve"/>
       </w:r>
       <w:bookmarkEnd w:id="3"/>
       <w:r>
@@ -2167,7 +2167,7 @@
           <w:lang w:eastAsia="es-PE"/>
           <w14:ligatures w14:val="none"/>
         </w:rPr>
-        <w:t xml:space="preserve">el </w:t>
+        <w:t xml:space="preserve"/>
       </w:r>
       <w:r>
         <w:rPr>
@@ -2176,7 +2176,7 @@
           <w:lang w:eastAsia="es-PE"/>
           <w14:ligatures w14:val="none"/>
         </w:rPr>
-        <w:t xml:space="preserve">Banco </w:t>
+        <w:t xml:space="preserve"/>
       </w:r>
       <w:r>
         <w:rPr>
@@ -2185,7 +2185,7 @@
           <w:lang w:eastAsia="es-PE"/>
           <w14:ligatures w14:val="none"/>
         </w:rPr>
-        <w:t xml:space="preserve">habría condicionado indebidamente </w:t>
+        <w:t xml:space="preserve"/>
       </w:r>
       <w:r>
         <w:rPr>
@@ -2194,7 +2194,7 @@
           <w:lang w:eastAsia="es-PE"/>
           <w14:ligatures w14:val="none"/>
         </w:rPr>
-        <w:t>al denunciante al momento de presentar</w:t>
+        <w:t/>
       </w:r>
       <w:r>
         <w:rPr>
@@ -2203,7 +2203,7 @@
           <w:lang w:eastAsia="es-PE"/>
           <w14:ligatures w14:val="none"/>
         </w:rPr>
-        <w:t xml:space="preserve"> un reclamo </w:t>
+        <w:t xml:space="preserve"/>
       </w:r>
       <w:r>
         <w:rPr>
@@ -2212,7 +2212,7 @@
           <w:lang w:eastAsia="es-PE"/>
           <w14:ligatures w14:val="none"/>
         </w:rPr>
-        <w:t>al requerirle</w:t>
+        <w:t/>
       </w:r>
       <w:r>
         <w:rPr>
@@ -2221,7 +2221,7 @@
           <w:lang w:eastAsia="es-PE"/>
           <w14:ligatures w14:val="none"/>
         </w:rPr>
-        <w:t xml:space="preserve"> los </w:t>
+        <w:t xml:space="preserve"/>
       </w:r>
       <w:r>
         <w:rPr>
@@ -2230,7 +2230,7 @@
           <w:lang w:eastAsia="es-PE"/>
           <w14:ligatures w14:val="none"/>
         </w:rPr>
-        <w:t>cuatro (</w:t>
+        <w:t/>
       </w:r>
       <w:r>
         <w:rPr>
@@ -2239,7 +2239,7 @@
           <w:lang w:eastAsia="es-PE"/>
           <w14:ligatures w14:val="none"/>
         </w:rPr>
-        <w:t>4</w:t>
+        <w:t/>
       </w:r>
       <w:r>
         <w:rPr>
@@ -2248,7 +2248,7 @@
           <w:lang w:eastAsia="es-PE"/>
           <w14:ligatures w14:val="none"/>
         </w:rPr>
-        <w:t>)</w:t>
+        <w:t/>
       </w:r>
       <w:r>
         <w:rPr>
@@ -2257,7 +2257,7 @@
           <w:lang w:eastAsia="es-PE"/>
           <w14:ligatures w14:val="none"/>
         </w:rPr>
-        <w:t xml:space="preserve"> últimos dígitos de </w:t>
+        <w:t xml:space="preserve"/>
       </w:r>
       <w:r>
         <w:rPr>
@@ -2266,7 +2266,7 @@
           <w:lang w:eastAsia="es-PE"/>
           <w14:ligatures w14:val="none"/>
         </w:rPr>
-        <w:t>su tarjeta</w:t>
+        <w:t/>
       </w:r>
       <w:r>
         <w:rPr>
@@ -2275,7 +2275,7 @@
           <w:lang w:eastAsia="es-PE"/>
           <w14:ligatures w14:val="none"/>
         </w:rPr>
-        <w:t xml:space="preserve">, el número de cuenta bancaria y </w:t>
+        <w:t xml:space="preserve"/>
       </w:r>
       <w:r>
         <w:rPr>
@@ -2284,7 +2284,7 @@
           <w:lang w:eastAsia="es-PE"/>
           <w14:ligatures w14:val="none"/>
         </w:rPr>
-        <w:t>consignar</w:t>
+        <w:t/>
       </w:r>
       <w:r>
         <w:rPr>
@@ -2293,7 +2293,7 @@
           <w:lang w:eastAsia="es-PE"/>
           <w14:ligatures w14:val="none"/>
         </w:rPr>
-        <w:t xml:space="preserve"> como único canal para la notificación de la respuesta el correo electrónico, impidiendo la posibilidad de elegir un domicilio </w:t>
+        <w:t xml:space="preserve"/>
       </w:r>
       <w:proofErr w:type="gramStart"/>
       <w:r>
@@ -2303,7 +2303,7 @@
           <w:lang w:eastAsia="es-PE"/>
           <w14:ligatures w14:val="none"/>
         </w:rPr>
-        <w:t>físico.</w:t>
+        <w:t/>
       </w:r>
       <w:r>
         <w:rPr>
@@ -2312,7 +2312,7 @@
           <w:lang w:eastAsia="es-PE"/>
           <w14:ligatures w14:val="none"/>
         </w:rPr>
-        <w:t>.</w:t>
+        <w:t/>
       </w:r>
       <w:proofErr w:type="gramEnd"/>
       <w:r>
@@ -2322,7 +2322,7 @@
           <w:lang w:eastAsia="es-PE"/>
           <w14:ligatures w14:val="none"/>
         </w:rPr>
-        <w:t xml:space="preserve"> </w:t>
+        <w:t xml:space="preserve"/>
       </w:r>
       <w:r>
         <w:rPr>
@@ -2333,7 +2333,7 @@
           <w:lang w:eastAsia="es-PE"/>
           <w14:ligatures w14:val="none"/>
         </w:rPr>
-        <w:t xml:space="preserve">Por consiguiente, corresponde calificar el hecho materia de denuncia como una presunta infracción </w:t>
+        <w:t xml:space="preserve"/>
       </w:r>
       <w:r>
         <w:rPr>
@@ -2344,7 +2344,7 @@
           <w:lang w:eastAsia="es-PE"/>
           <w14:ligatures w14:val="none"/>
         </w:rPr>
-        <w:t>a las condiciones y especificaciones del libro de reclamaciones</w:t>
+        <w:t/>
       </w:r>
       <w:r>
         <w:rPr>
@@ -2355,7 +2355,7 @@
           <w:lang w:eastAsia="es-PE"/>
           <w14:ligatures w14:val="none"/>
         </w:rPr>
-        <w:t xml:space="preserve">, tipificado </w:t>
+        <w:t xml:space="preserve"/>
       </w:r>
       <w:r>
         <w:rPr>
@@ -2366,7 +2366,7 @@
           <w:lang w:eastAsia="es-PE"/>
           <w14:ligatures w14:val="none"/>
         </w:rPr>
-        <w:t>en el artículo 150</w:t>
+        <w:t/>
       </w:r>
       <w:r>
         <w:rPr>
@@ -2377,7 +2377,7 @@
           <w:lang w:eastAsia="es-PE"/>
           <w14:ligatures w14:val="none"/>
         </w:rPr>
-        <w:t xml:space="preserve"> del Código</w:t>
+        <w:t xml:space="preserve"/>
       </w:r>
       <w:r>
         <w:rPr>
@@ -2400,7 +2400,7 @@
           <w:lang w:eastAsia="es-PE"/>
           <w14:ligatures w14:val="none"/>
         </w:rPr>
-        <w:t>.</w:t>
+        <w:t/>
       </w:r>
       <w:r>
         <w:rPr>
@@ -2411,7 +2411,7 @@
           <w:lang w:eastAsia="es-PE"/>
           <w14:ligatures w14:val="none"/>
         </w:rPr>
-        <w:t xml:space="preserve"> </w:t>
+        <w:t xml:space="preserve"/>
       </w:r>
     </w:p>
     <w:p>
@@ -2495,7 +2495,7 @@
           <w:lang w:eastAsia="es-PE"/>
           <w14:ligatures w14:val="none"/>
         </w:rPr>
-        <w:t xml:space="preserve">PRIMERO: </w:t>
+        <w:t xml:space="preserve">PRIMERO: ampliar la imputación de cargos establecida mediante Resolución N 1 del 30 de mayo de 2025, respecto a la denuncia interpuesta por el señor [APELLIDO] Martínez contra Mibanco - Banco de la Microempresa S.A., por presunta infracción al artículo 150 de la Ley 29571, Código de Protección y Defensa del Consumidor, en tanto Mibanco - Banco de la Microempresa S.A. habría condicionado indebidamente al denunciante al momento de presentar un reclamo al requerirle los cuatro (4) últimos dígitos de su tarjeta, el número de cuenta bancaria y consignar como único canal para la notificación de la respuesta el correo electrónico, impidiendo la posibilidad de elegir un domicilio físico. </w:t>
       </w:r>
       <w:r>
         <w:rPr>
@@ -2504,7 +2504,7 @@
           <w:lang w:eastAsia="es-PE"/>
           <w14:ligatures w14:val="none"/>
         </w:rPr>
-        <w:t xml:space="preserve">ampliar la imputación de cargos establecida mediante </w:t>
+        <w:t xml:space="preserve"/>
       </w:r>
       <w:r>
         <w:rPr>
@@ -2513,7 +2513,7 @@
           <w:lang w:eastAsia="es-PE"/>
           <w14:ligatures w14:val="none"/>
         </w:rPr>
-        <w:t>Resolución N</w:t>
+        <w:t/>
       </w:r>
       <w:r>
         <w:rPr>
@@ -2522,7 +2522,7 @@
           <w:lang w:eastAsia="es-PE"/>
           <w14:ligatures w14:val="none"/>
         </w:rPr>
-        <w:t xml:space="preserve"> </w:t>
+        <w:t xml:space="preserve"/>
       </w:r>
       <w:r>
         <w:rPr>
@@ -2531,7 +2531,7 @@
           <w:lang w:eastAsia="es-PE"/>
           <w14:ligatures w14:val="none"/>
         </w:rPr>
-        <w:t>1</w:t>
+        <w:t/>
       </w:r>
       <w:r>
         <w:rPr>
@@ -2540,7 +2540,7 @@
           <w:lang w:eastAsia="es-PE"/>
           <w14:ligatures w14:val="none"/>
         </w:rPr>
-        <w:t xml:space="preserve"> del </w:t>
+        <w:t xml:space="preserve"/>
       </w:r>
       <w:r>
         <w:rPr>
@@ -2549,7 +2549,7 @@
           <w:lang w:eastAsia="es-PE"/>
           <w14:ligatures w14:val="none"/>
         </w:rPr>
-        <w:t>30 de mayo de 2025</w:t>
+        <w:t/>
       </w:r>
       <w:r>
         <w:rPr>
@@ -2558,7 +2558,7 @@
           <w:lang w:eastAsia="es-PE"/>
           <w14:ligatures w14:val="none"/>
         </w:rPr>
-        <w:t xml:space="preserve">, respecto a la denuncia interpuesta </w:t>
+        <w:t xml:space="preserve"/>
       </w:r>
       <w:r>
         <w:rPr>
@@ -2567,7 +2567,7 @@
           <w:lang w:eastAsia="es-PE"/>
           <w14:ligatures w14:val="none"/>
         </w:rPr>
-        <w:t xml:space="preserve">por </w:t>
+        <w:t xml:space="preserve"/>
       </w:r>
       <w:r>
         <w:rPr>
@@ -2576,7 +2576,7 @@
           <w:lang w:eastAsia="es-PE"/>
           <w14:ligatures w14:val="none"/>
         </w:rPr>
-        <w:t xml:space="preserve">el señor </w:t>
+        <w:t xml:space="preserve"/>
       </w:r>
       <w:r>
         <w:rPr>
@@ -2585,7 +2585,7 @@
           <w:lang w:eastAsia="es-PE"/>
           <w14:ligatures w14:val="none"/>
         </w:rPr>
-        <w:t xml:space="preserve">Omar Antonio Alayo </w:t>
+        <w:t xml:space="preserve"/>
       </w:r>
       <w:r>
         <w:rPr>
@@ -2594,7 +2594,7 @@
           <w:lang w:eastAsia="es-PE"/>
           <w14:ligatures w14:val="none"/>
         </w:rPr>
-        <w:t>Martínez</w:t>
+        <w:t/>
       </w:r>
       <w:r>
         <w:rPr>
@@ -2603,7 +2603,7 @@
           <w:lang w:eastAsia="es-PE"/>
           <w14:ligatures w14:val="none"/>
         </w:rPr>
-        <w:t xml:space="preserve"> </w:t>
+        <w:t xml:space="preserve"/>
       </w:r>
       <w:r>
         <w:rPr>
@@ -2612,7 +2612,7 @@
           <w:lang w:eastAsia="es-PE"/>
           <w14:ligatures w14:val="none"/>
         </w:rPr>
-        <w:t xml:space="preserve">contra </w:t>
+        <w:t xml:space="preserve"/>
       </w:r>
       <w:proofErr w:type="spellStart"/>
       <w:r>
@@ -2622,7 +2622,7 @@
           <w:lang w:eastAsia="es-PE"/>
           <w14:ligatures w14:val="none"/>
         </w:rPr>
-        <w:t>Mibanco</w:t>
+        <w:t/>
       </w:r>
       <w:proofErr w:type="spellEnd"/>
       <w:r>
@@ -2632,7 +2632,7 @@
           <w:lang w:eastAsia="es-PE"/>
           <w14:ligatures w14:val="none"/>
         </w:rPr>
-        <w:t xml:space="preserve"> - Banco de la Microempresa S.A</w:t>
+        <w:t xml:space="preserve"/>
       </w:r>
       <w:r>
         <w:rPr>
@@ -2641,7 +2641,7 @@
           <w:lang w:eastAsia="es-PE"/>
           <w14:ligatures w14:val="none"/>
         </w:rPr>
-        <w:t>.</w:t>
+        <w:t/>
       </w:r>
       <w:r>
         <w:rPr>
@@ -2650,7 +2650,7 @@
           <w:lang w:eastAsia="es-PE"/>
           <w14:ligatures w14:val="none"/>
         </w:rPr>
-        <w:t xml:space="preserve">, por </w:t>
+        <w:t xml:space="preserve"/>
       </w:r>
       <w:r>
         <w:rPr>
@@ -2659,7 +2659,7 @@
           <w:lang w:eastAsia="es-PE"/>
           <w14:ligatures w14:val="none"/>
         </w:rPr>
-        <w:t>p</w:t>
+        <w:t/>
       </w:r>
       <w:r>
         <w:rPr>
@@ -2668,7 +2668,7 @@
           <w:lang w:eastAsia="es-PE"/>
           <w14:ligatures w14:val="none"/>
         </w:rPr>
-        <w:t xml:space="preserve">resunta </w:t>
+        <w:t xml:space="preserve"/>
       </w:r>
       <w:r>
         <w:rPr>
@@ -2677,7 +2677,7 @@
           <w:lang w:eastAsia="es-PE"/>
           <w14:ligatures w14:val="none"/>
         </w:rPr>
-        <w:t xml:space="preserve">infracción </w:t>
+        <w:t xml:space="preserve"/>
       </w:r>
       <w:r>
         <w:rPr>
@@ -2686,7 +2686,7 @@
           <w:lang w:eastAsia="es-PE"/>
           <w14:ligatures w14:val="none"/>
         </w:rPr>
-        <w:t>al artículo 150</w:t>
+        <w:t/>
       </w:r>
       <w:r>
         <w:rPr>
@@ -2695,7 +2695,7 @@
           <w:lang w:eastAsia="es-PE"/>
           <w14:ligatures w14:val="none"/>
         </w:rPr>
-        <w:t xml:space="preserve"> </w:t>
+        <w:t xml:space="preserve"/>
       </w:r>
       <w:r>
         <w:rPr>
@@ -2704,7 +2704,7 @@
           <w:lang w:eastAsia="es-PE"/>
           <w14:ligatures w14:val="none"/>
         </w:rPr>
-        <w:t>de</w:t>
+        <w:t/>
       </w:r>
       <w:r>
         <w:rPr>
@@ -2713,7 +2713,7 @@
           <w:lang w:eastAsia="es-PE"/>
           <w14:ligatures w14:val="none"/>
         </w:rPr>
-        <w:t xml:space="preserve"> la Ley 29571, Código de Protección y </w:t>
+        <w:t xml:space="preserve"/>
       </w:r>
       <w:r>
         <w:rPr>
@@ -2723,7 +2723,7 @@
           <w14:ligatures w14:val="none"/>
         </w:rPr>
         <w:lastRenderedPageBreak/>
-        <w:t xml:space="preserve">Defensa del Consumidor, </w:t>
+        <w:t xml:space="preserve"/>
       </w:r>
       <w:r>
         <w:rPr>
@@ -2733,7 +2733,7 @@
           <w:lang w:eastAsia="es-PE"/>
           <w14:ligatures w14:val="none"/>
         </w:rPr>
-        <w:t>en tanto</w:t>
+        <w:t/>
       </w:r>
       <w:r>
         <w:rPr>
@@ -2742,7 +2742,7 @@
           <w:lang w:eastAsia="es-PE"/>
           <w14:ligatures w14:val="none"/>
         </w:rPr>
-        <w:t xml:space="preserve"> </w:t>
+        <w:t xml:space="preserve"/>
       </w:r>
       <w:proofErr w:type="spellStart"/>
       <w:r>
@@ -2752,7 +2752,7 @@
           <w:lang w:eastAsia="es-PE"/>
           <w14:ligatures w14:val="none"/>
         </w:rPr>
-        <w:t>Mibanco</w:t>
+        <w:t/>
       </w:r>
       <w:proofErr w:type="spellEnd"/>
       <w:r>
@@ -2762,7 +2762,7 @@
           <w:lang w:eastAsia="es-PE"/>
           <w14:ligatures w14:val="none"/>
         </w:rPr>
-        <w:t xml:space="preserve"> - Banco de la Microempresa S.A. habría condicionado indebidamente </w:t>
+        <w:t xml:space="preserve"/>
       </w:r>
       <w:r>
         <w:rPr>
@@ -2771,7 +2771,7 @@
           <w:lang w:eastAsia="es-PE"/>
           <w14:ligatures w14:val="none"/>
         </w:rPr>
-        <w:t>al denunciante al momento de presentar</w:t>
+        <w:t/>
       </w:r>
       <w:r>
         <w:rPr>
@@ -2780,7 +2780,7 @@
           <w:lang w:eastAsia="es-PE"/>
           <w14:ligatures w14:val="none"/>
         </w:rPr>
-        <w:t xml:space="preserve"> un reclamo </w:t>
+        <w:t xml:space="preserve"/>
       </w:r>
       <w:r>
         <w:rPr>
@@ -2789,7 +2789,7 @@
           <w:lang w:eastAsia="es-PE"/>
           <w14:ligatures w14:val="none"/>
         </w:rPr>
-        <w:t>al requerirle</w:t>
+        <w:t/>
       </w:r>
       <w:r>
         <w:rPr>
@@ -2798,7 +2798,7 @@
           <w:lang w:eastAsia="es-PE"/>
           <w14:ligatures w14:val="none"/>
         </w:rPr>
-        <w:t xml:space="preserve"> </w:t>
+        <w:t xml:space="preserve"/>
       </w:r>
       <w:r>
         <w:rPr>
@@ -2807,7 +2807,7 @@
           <w:lang w:eastAsia="es-PE"/>
           <w14:ligatures w14:val="none"/>
         </w:rPr>
-        <w:t xml:space="preserve">los </w:t>
+        <w:t xml:space="preserve"/>
       </w:r>
       <w:r>
         <w:rPr>
@@ -2816,7 +2816,7 @@
           <w:lang w:eastAsia="es-PE"/>
           <w14:ligatures w14:val="none"/>
         </w:rPr>
-        <w:t>cuatro (</w:t>
+        <w:t/>
       </w:r>
       <w:r>
         <w:rPr>
@@ -2825,7 +2825,7 @@
           <w:lang w:eastAsia="es-PE"/>
           <w14:ligatures w14:val="none"/>
         </w:rPr>
-        <w:t>4</w:t>
+        <w:t/>
       </w:r>
       <w:r>
         <w:rPr>
@@ -2834,7 +2834,7 @@
           <w:lang w:eastAsia="es-PE"/>
           <w14:ligatures w14:val="none"/>
         </w:rPr>
-        <w:t>)</w:t>
+        <w:t/>
       </w:r>
       <w:r>
         <w:rPr>
@@ -2843,7 +2843,7 @@
           <w:lang w:eastAsia="es-PE"/>
           <w14:ligatures w14:val="none"/>
         </w:rPr>
-        <w:t xml:space="preserve"> últimos dígitos de </w:t>
+        <w:t xml:space="preserve"/>
       </w:r>
       <w:r>
         <w:rPr>
@@ -2852,7 +2852,7 @@
           <w:lang w:eastAsia="es-PE"/>
           <w14:ligatures w14:val="none"/>
         </w:rPr>
-        <w:t>su tarjeta</w:t>
+        <w:t/>
       </w:r>
       <w:r>
         <w:rPr>
@@ -2861,7 +2861,7 @@
           <w:lang w:eastAsia="es-PE"/>
           <w14:ligatures w14:val="none"/>
         </w:rPr>
-        <w:t xml:space="preserve">, el número de cuenta bancaria y </w:t>
+        <w:t xml:space="preserve"/>
       </w:r>
       <w:r>
         <w:rPr>
@@ -2870,7 +2870,7 @@
           <w:lang w:eastAsia="es-PE"/>
           <w14:ligatures w14:val="none"/>
         </w:rPr>
-        <w:t>consignar</w:t>
+        <w:t/>
       </w:r>
       <w:r>
         <w:rPr>
@@ -2879,7 +2879,7 @@
           <w:lang w:eastAsia="es-PE"/>
           <w14:ligatures w14:val="none"/>
         </w:rPr>
-        <w:t xml:space="preserve"> como único canal para la notificación de la respuesta el correo electrónico, impidiendo la posibilidad de elegir un domicilio físico</w:t>
+        <w:t xml:space="preserve"/>
       </w:r>
       <w:r>
         <w:rPr>
@@ -2888,10 +2888,10 @@
           <w:lang w:eastAsia="es-PE"/>
           <w14:ligatures w14:val="none"/>
         </w:rPr>
-        <w:t>.</w:t>
-      </w:r>
-      <w:r>
-        <w:t xml:space="preserve"> </w:t>
+        <w:t/>
+      </w:r>
+      <w:r>
+        <w:t xml:space="preserve"/>
       </w:r>
     </w:p>
     <w:p>
@@ -3282,7 +3282,7 @@
           <w:b/>
           <w:bCs/>
         </w:rPr>
-        <w:t>SEXTO</w:t>
+        <w:t xml:space="preserve">SEXTO: requerir al señor [APELLIDO] Martínez y a Mibanco-Banco de la Microempresa S.A. para que, dentro del plazo de dos (2) días hábiles siguientes a la fecha en que reciban la notificación en sus bandejas de correo electrónico, efectúen la confirmación de recepción de la notificación remitida por este despacho a sus correos electrónicos, de conformidad con el segundo párrafo del numeral 4 del artículo 20 del Texto Único Ordenado de la Ley del Procedimiento Administrativo General, aprobado mediante Decreto Supremo 006-2026-JUS, bajo apercibimiento de rehacer el acto de notificación y notificarle conforme al numeral 1 del artículo 20 del citado cuerpo normativo.</w:t>
       </w:r>
       <w:r>
         <w:rPr>
@@ -3292,7 +3292,7 @@
           <w:kern w:val="0"/>
           <w14:ligatures w14:val="none"/>
         </w:rPr>
-        <w:t>:</w:t>
+        <w:t/>
       </w:r>
       <w:r>
         <w:rPr>
@@ -3302,7 +3302,7 @@
           <w:kern w:val="0"/>
           <w14:ligatures w14:val="none"/>
         </w:rPr>
-        <w:t xml:space="preserve"> </w:t>
+        <w:t xml:space="preserve"/>
       </w:r>
       <w:r>
         <w:rPr>
@@ -3312,7 +3312,7 @@
           <w:kern w:val="0"/>
           <w14:ligatures w14:val="none"/>
         </w:rPr>
-        <w:t xml:space="preserve">requerir </w:t>
+        <w:t xml:space="preserve"/>
       </w:r>
       <w:r>
         <w:rPr>
@@ -3322,7 +3322,7 @@
           <w:kern w:val="0"/>
           <w14:ligatures w14:val="none"/>
         </w:rPr>
-        <w:t xml:space="preserve">al señor Omar Antonio Alayo Martínez y a </w:t>
+        <w:t xml:space="preserve"/>
       </w:r>
       <w:proofErr w:type="spellStart"/>
       <w:r>
@@ -3333,7 +3333,7 @@
           <w:kern w:val="0"/>
           <w14:ligatures w14:val="none"/>
         </w:rPr>
-        <w:t>Mibanco</w:t>
+        <w:t/>
       </w:r>
       <w:proofErr w:type="spellEnd"/>
       <w:r>
@@ -3344,7 +3344,7 @@
           <w:kern w:val="0"/>
           <w14:ligatures w14:val="none"/>
         </w:rPr>
-        <w:t>-Banco de la Microempresa S.A.</w:t>
+        <w:t/>
       </w:r>
       <w:r>
         <w:rPr>
@@ -3354,119 +3354,119 @@
           <w:kern w:val="0"/>
           <w14:ligatures w14:val="none"/>
         </w:rPr>
-        <w:t xml:space="preserve"> </w:t>
+        <w:t xml:space="preserve"/>
       </w:r>
       <w:r>
         <w:rPr>
           <w:rFonts w:ascii="Arial Narrow" w:hAnsi="Arial Narrow"/>
           <w:color w:val="000000"/>
         </w:rPr>
-        <w:t xml:space="preserve">para que, dentro del plazo de dos (2) días </w:t>
+        <w:t xml:space="preserve"/>
       </w:r>
       <w:r>
         <w:rPr>
           <w:rFonts w:ascii="Arial Narrow" w:hAnsi="Arial Narrow"/>
           <w:color w:val="000000"/>
         </w:rPr>
-        <w:t>hábiles siguientes a la fecha en que reciba</w:t>
+        <w:t/>
       </w:r>
       <w:r>
         <w:rPr>
           <w:rFonts w:ascii="Arial Narrow" w:hAnsi="Arial Narrow"/>
           <w:color w:val="000000"/>
         </w:rPr>
-        <w:t>n</w:t>
+        <w:t/>
       </w:r>
       <w:r>
         <w:rPr>
           <w:rFonts w:ascii="Arial Narrow" w:hAnsi="Arial Narrow"/>
           <w:color w:val="000000"/>
         </w:rPr>
-        <w:t xml:space="preserve"> la notificación en su</w:t>
+        <w:t xml:space="preserve"/>
       </w:r>
       <w:r>
         <w:rPr>
           <w:rFonts w:ascii="Arial Narrow" w:hAnsi="Arial Narrow"/>
           <w:color w:val="000000"/>
         </w:rPr>
-        <w:t>s</w:t>
+        <w:t/>
       </w:r>
       <w:r>
         <w:rPr>
           <w:rFonts w:ascii="Arial Narrow" w:hAnsi="Arial Narrow"/>
           <w:color w:val="000000"/>
         </w:rPr>
-        <w:t xml:space="preserve"> bandeja</w:t>
+        <w:t xml:space="preserve"/>
       </w:r>
       <w:r>
         <w:rPr>
           <w:rFonts w:ascii="Arial Narrow" w:hAnsi="Arial Narrow"/>
           <w:color w:val="000000"/>
         </w:rPr>
-        <w:t>s</w:t>
+        <w:t/>
       </w:r>
       <w:r>
         <w:rPr>
           <w:rFonts w:ascii="Arial Narrow" w:hAnsi="Arial Narrow"/>
           <w:color w:val="000000"/>
         </w:rPr>
-        <w:t xml:space="preserve"> de correo electrónico, efectúe</w:t>
+        <w:t xml:space="preserve"/>
       </w:r>
       <w:r>
         <w:rPr>
           <w:rFonts w:ascii="Arial Narrow" w:hAnsi="Arial Narrow"/>
           <w:color w:val="000000"/>
         </w:rPr>
-        <w:t xml:space="preserve">n </w:t>
+        <w:t xml:space="preserve"/>
       </w:r>
       <w:r>
         <w:rPr>
           <w:rFonts w:ascii="Arial Narrow" w:hAnsi="Arial Narrow"/>
           <w:color w:val="000000"/>
         </w:rPr>
-        <w:t>la confirmación de recepción de la notificación remitida por este despacho a su</w:t>
+        <w:t/>
       </w:r>
       <w:r>
         <w:rPr>
           <w:rFonts w:ascii="Arial Narrow" w:hAnsi="Arial Narrow"/>
           <w:color w:val="000000"/>
         </w:rPr>
-        <w:t>s</w:t>
+        <w:t/>
       </w:r>
       <w:r>
         <w:rPr>
           <w:rFonts w:ascii="Arial Narrow" w:hAnsi="Arial Narrow"/>
           <w:color w:val="000000"/>
         </w:rPr>
-        <w:t xml:space="preserve"> correo</w:t>
+        <w:t xml:space="preserve"/>
       </w:r>
       <w:r>
         <w:rPr>
           <w:rFonts w:ascii="Arial Narrow" w:hAnsi="Arial Narrow"/>
           <w:color w:val="000000"/>
         </w:rPr>
-        <w:t>s</w:t>
+        <w:t/>
       </w:r>
       <w:r>
         <w:rPr>
           <w:rFonts w:ascii="Arial Narrow" w:hAnsi="Arial Narrow"/>
           <w:color w:val="000000"/>
         </w:rPr>
-        <w:t xml:space="preserve"> electrónico</w:t>
+        <w:t xml:space="preserve"/>
       </w:r>
       <w:r>
         <w:rPr>
           <w:rFonts w:ascii="Arial Narrow" w:hAnsi="Arial Narrow"/>
           <w:color w:val="000000"/>
         </w:rPr>
-        <w:t>s</w:t>
+        <w:t/>
       </w:r>
       <w:r>
         <w:rPr>
           <w:rFonts w:ascii="Arial Narrow" w:hAnsi="Arial Narrow"/>
           <w:color w:val="000000"/>
         </w:rPr>
-        <w:t>, de conformidad con el segundo párrafo del numeral 4 del artículo 20</w:t>
+        <w:t/>
       </w:r>
       <w:r>
         <w:rPr>
@@ -3483,14 +3483,14 @@
           <w:rFonts w:ascii="Arial Narrow" w:hAnsi="Arial Narrow"/>
           <w:color w:val="000000"/>
         </w:rPr>
-        <w:t xml:space="preserve"> del Texto Único Ordenado de la Ley del</w:t>
+        <w:t xml:space="preserve"/>
       </w:r>
       <w:r>
         <w:rPr>
           <w:rFonts w:ascii="Arial Narrow" w:hAnsi="Arial Narrow"/>
           <w:color w:val="000000"/>
         </w:rPr>
-        <w:t xml:space="preserve"> Procedimiento Administrativo General, aprobado mediante Decreto Supremo </w:t>
+        <w:t xml:space="preserve"/>
       </w:r>
       <w:r>
         <w:rPr>
@@ -3498,7 +3498,7 @@
           <w:color w:val="000000"/>
         </w:rPr>
         <w:lastRenderedPageBreak/>
-        <w:t>006-2026-JUS, bajo apercibimiento de rehacer el acto de notificación y notificarle conforme al numeral 1 del artículo 20</w:t>
+        <w:t/>
       </w:r>
       <w:r>
         <w:rPr>
@@ -3515,7 +3515,7 @@
           <w:rFonts w:ascii="Arial Narrow" w:hAnsi="Arial Narrow"/>
           <w:color w:val="000000"/>
         </w:rPr>
-        <w:t xml:space="preserve"> del citado cuerpo normativo</w:t>
+        <w:t xml:space="preserve"/>
       </w:r>
       <w:r>
         <w:rPr>
@@ -3528,7 +3528,7 @@
         <w:rPr>
           <w:rFonts w:ascii="Arial Narrow" w:hAnsi="Arial Narrow" w:cs="Arial"/>
         </w:rPr>
-        <w:t>.</w:t>
+        <w:t/>
       </w:r>
     </w:p>
     <w:p>
